--- a/src/OpenXmlHtml.Tests/WordListStylePositionTests.UnorderedInside.DotNet.verified.docx
+++ b/src/OpenXmlHtml.Tests/WordListStylePositionTests.UnorderedInside.DotNet.verified.docx
@@ -9,8 +9,8 @@
           <w:ilvl w:val="0"/>
           <w:numId w:val="2"/>
         </w:numPr>
+        <w:ind w:hanging="0"/>
         <w:contextualSpacing/>
-        <w:ind w:hanging="0"/>
       </w:pPr>
       <w:r>
         <w:t xml:space="preserve">First</w:t>
@@ -23,8 +23,8 @@
           <w:ilvl w:val="0"/>
           <w:numId w:val="2"/>
         </w:numPr>
+        <w:ind w:hanging="0"/>
         <w:contextualSpacing/>
-        <w:ind w:hanging="0"/>
       </w:pPr>
       <w:r>
         <w:t xml:space="preserve">Second</w:t>
